--- a/Heart Portfolio.docx
+++ b/Heart Portfolio.docx
@@ -27,21 +27,7 @@
         <w:rPr>
           <w:lang w:val="da-DK"/>
         </w:rPr>
-        <w:t xml:space="preserve">Dette er en liste over de opgaver vi forventer I vil kunne </w:t>
-      </w:r>
-      <w:proofErr w:type="spellStart"/>
-      <w:r>
-        <w:rPr>
-          <w:lang w:val="da-DK"/>
-        </w:rPr>
-        <w:t>præcenterer</w:t>
-      </w:r>
-      <w:proofErr w:type="spellEnd"/>
-      <w:r>
-        <w:rPr>
-          <w:lang w:val="da-DK"/>
-        </w:rPr>
-        <w:t xml:space="preserve"> til eksamen for Heart lektionen.</w:t>
+        <w:t>Dette er en liste over de opgaver vi forventer I vil kunne præcenterer til eksamen for Heart lektionen.</w:t>
       </w:r>
     </w:p>
     <w:p>
@@ -57,9 +43,6 @@
         <w:pStyle w:val="BodyText"/>
       </w:pPr>
       <w:r>
-        <w:rPr>
-          <w:lang w:val="da-DK"/>
-        </w:rPr>
         <w:t>Heart1</w:t>
       </w:r>
     </w:p>
@@ -70,23 +53,15 @@
           <w:ilvl w:val="0"/>
           <w:numId w:val="1"/>
         </w:numPr>
-        <w:rPr>
-          <w:lang w:val="da-DK"/>
-        </w:rPr>
-      </w:pPr>
-      <w:proofErr w:type="spellStart"/>
+        <w:ind w:left="720" w:hanging="360"/>
+      </w:pPr>
       <w:r>
         <w:rPr>
-          <w:lang w:val="da-DK"/>
+          <w:rFonts w:ascii="Times New Roman" w:hAnsi="Times New Roman" w:eastAsia="Noto Sans" w:cs="FreeSans"/>
+          <w:kern w:val="2"/>
+          <w:szCs w:val="24"/>
         </w:rPr>
-        <w:t>Exercise</w:t>
-      </w:r>
-      <w:proofErr w:type="spellEnd"/>
-      <w:r>
-        <w:rPr>
-          <w:lang w:val="da-DK"/>
-        </w:rPr>
-        <w:t>: Beregn wall stress for en hjertecyklus</w:t>
+        <w:t>Exercise: Beregn vægstress for en hjertecyklus</w:t>
       </w:r>
     </w:p>
     <w:p>
@@ -106,37 +81,8 @@
         </w:numPr>
       </w:pPr>
       <w:r>
-        <w:t xml:space="preserve">Exercise: </w:t>
+        <w:t>Exercise: Rekonstruér hjertevektoren fra Afledninger</w:t>
       </w:r>
-      <w:proofErr w:type="spellStart"/>
-      <w:r>
-        <w:t>Rekonstruér</w:t>
-      </w:r>
-      <w:proofErr w:type="spellEnd"/>
-      <w:r>
-        <w:t xml:space="preserve"> </w:t>
-      </w:r>
-      <w:proofErr w:type="spellStart"/>
-      <w:r>
-        <w:t>hjertevektoren</w:t>
-      </w:r>
-      <w:proofErr w:type="spellEnd"/>
-      <w:r>
-        <w:t xml:space="preserve"> </w:t>
-      </w:r>
-      <w:proofErr w:type="spellStart"/>
-      <w:r>
-        <w:t>fra</w:t>
-      </w:r>
-      <w:proofErr w:type="spellEnd"/>
-      <w:r>
-        <w:t xml:space="preserve"> </w:t>
-      </w:r>
-      <w:proofErr w:type="spellStart"/>
-      <w:r>
-        <w:t>Afledninger</w:t>
-      </w:r>
-      <w:proofErr w:type="spellEnd"/>
     </w:p>
     <w:p>
       <w:pPr>
@@ -147,21 +93,8 @@
         </w:numPr>
       </w:pPr>
       <w:r>
-        <w:t xml:space="preserve">Exercise: </w:t>
+        <w:t>Exercise: Visualiser Hjertevektoren</w:t>
       </w:r>
-      <w:proofErr w:type="spellStart"/>
-      <w:r>
-        <w:t>Visualiser</w:t>
-      </w:r>
-      <w:proofErr w:type="spellEnd"/>
-      <w:r>
-        <w:t xml:space="preserve"> </w:t>
-      </w:r>
-      <w:proofErr w:type="spellStart"/>
-      <w:r>
-        <w:t>Hjertevektoren</w:t>
-      </w:r>
-      <w:proofErr w:type="spellEnd"/>
     </w:p>
     <w:p>
       <w:pPr>
@@ -182,9 +115,289 @@
 <file path=word/numbering.xml><?xml version="1.0" encoding="utf-8"?>
 <w:numbering xmlns:wpc="http://schemas.microsoft.com/office/word/2010/wordprocessingCanvas" xmlns:cx="http://schemas.microsoft.com/office/drawing/2014/chartex" xmlns:cx1="http://schemas.microsoft.com/office/drawing/2015/9/8/chartex" xmlns:cx2="http://schemas.microsoft.com/office/drawing/2015/10/21/chartex" xmlns:cx3="http://schemas.microsoft.com/office/drawing/2016/5/9/chartex" xmlns:cx4="http://schemas.microsoft.com/office/drawing/2016/5/10/chartex" xmlns:cx5="http://schemas.microsoft.com/office/drawing/2016/5/11/chartex" xmlns:cx6="http://schemas.microsoft.com/office/drawing/2016/5/12/chartex" xmlns:cx7="http://schemas.microsoft.com/office/drawing/2016/5/13/chartex" xmlns:cx8="http://schemas.microsoft.com/office/drawing/2016/5/14/chartex" xmlns:mc="http://schemas.openxmlformats.org/markup-compatibility/2006" xmlns:aink="http://schemas.microsoft.com/office/drawing/2016/ink" xmlns:am3d="http://schemas.microsoft.com/office/drawing/2017/model3d" xmlns:o="urn:schemas-microsoft-com:office:office" xmlns:oel="http://schemas.microsoft.com/office/2019/extlst" xmlns:r="http://schemas.openxmlformats.org/officeDocument/2006/relationships" xmlns:m="http://schemas.openxmlformats.org/officeDocument/2006/math" xmlns:v="urn:schemas-microsoft-com:vml" xmlns:wp14="http://schemas.microsoft.com/office/word/2010/wordprocessingDrawing" xmlns:wp="http://schemas.openxmlformats.org/drawingml/2006/wordprocessingDrawing" xmlns:w10="urn:schemas-microsoft-com:office:word" xmlns:w="http://schemas.openxmlformats.org/wordprocessingml/2006/main" xmlns:w14="http://schemas.microsoft.com/office/word/2010/wordml" xmlns:w15="http://schemas.microsoft.com/office/word/2012/wordml" xmlns:w16cei="http://schemas.microsoft.com/office/word/2026/wordml/cei" xmlns:w16cex="http://schemas.microsoft.com/office/word/2018/wordml/cex" xmlns:w16cid="http://schemas.microsoft.com/office/word/2016/wordml/cid" xmlns:w16="http://schemas.microsoft.com/office/word/2018/wordml" xmlns:w16du="http://schemas.microsoft.com/office/word/2023/wordml/word16du" xmlns:w16sdtdh="http://schemas.microsoft.com/office/word/2020/wordml/sdtdatahash" xmlns:w16sdtfl="http://schemas.microsoft.com/office/word/2024/wordml/sdtformatlock" xmlns:w16se="http://schemas.microsoft.com/office/word/2015/wordml/symex" xmlns:wpg="http://schemas.microsoft.com/office/word/2010/wordprocessingGroup" xmlns:wpi="http://schemas.microsoft.com/office/word/2010/wordprocessingInk" xmlns:wne="http://schemas.microsoft.com/office/word/2006/wordml" xmlns:wps="http://schemas.microsoft.com/office/word/2010/wordprocessingShape" mc:Ignorable="w14 w15 w16se w16cid w16 w16cex w16sdtdh w16sdtfl w16du wp14">
   <w:abstractNum w:abstractNumId="0" w15:restartNumberingAfterBreak="0">
-    <w:nsid w:val="598D4A2B"/>
+    <w:nsid w:val="1C4F2EDE"/>
     <w:multiLevelType w:val="multilevel"/>
-    <w:tmpl w:val="0B9238C0"/>
+    <w:tmpl w:val="7EFAA668"/>
+    <w:lvl w:ilvl="0">
+      <w:start w:val="1"/>
+      <w:numFmt w:val="bullet"/>
+      <w:lvlText w:val=""/>
+      <w:lvlJc w:val="left"/>
+      <w:pPr>
+        <w:tabs>
+          <w:tab w:val="num" w:pos="720"/>
+        </w:tabs>
+        <w:ind w:left="720" w:hanging="360"/>
+      </w:pPr>
+      <w:rPr>
+        <w:rFonts w:ascii="Symbol" w:hAnsi="Symbol" w:cs="Symbol" w:hint="default"/>
+      </w:rPr>
+    </w:lvl>
+    <w:lvl w:ilvl="1">
+      <w:start w:val="1"/>
+      <w:numFmt w:val="bullet"/>
+      <w:lvlText w:val="◦"/>
+      <w:lvlJc w:val="left"/>
+      <w:pPr>
+        <w:tabs>
+          <w:tab w:val="num" w:pos="1080"/>
+        </w:tabs>
+        <w:ind w:left="1080" w:hanging="360"/>
+      </w:pPr>
+      <w:rPr>
+        <w:rFonts w:ascii="OpenSymbol" w:hAnsi="OpenSymbol" w:cs="OpenSymbol" w:hint="default"/>
+      </w:rPr>
+    </w:lvl>
+    <w:lvl w:ilvl="2">
+      <w:start w:val="1"/>
+      <w:numFmt w:val="bullet"/>
+      <w:lvlText w:val="▪"/>
+      <w:lvlJc w:val="left"/>
+      <w:pPr>
+        <w:tabs>
+          <w:tab w:val="num" w:pos="1440"/>
+        </w:tabs>
+        <w:ind w:left="1440" w:hanging="360"/>
+      </w:pPr>
+      <w:rPr>
+        <w:rFonts w:ascii="OpenSymbol" w:hAnsi="OpenSymbol" w:cs="OpenSymbol" w:hint="default"/>
+      </w:rPr>
+    </w:lvl>
+    <w:lvl w:ilvl="3">
+      <w:start w:val="1"/>
+      <w:numFmt w:val="bullet"/>
+      <w:lvlText w:val=""/>
+      <w:lvlJc w:val="left"/>
+      <w:pPr>
+        <w:tabs>
+          <w:tab w:val="num" w:pos="1800"/>
+        </w:tabs>
+        <w:ind w:left="1800" w:hanging="360"/>
+      </w:pPr>
+      <w:rPr>
+        <w:rFonts w:ascii="Symbol" w:hAnsi="Symbol" w:cs="Symbol" w:hint="default"/>
+      </w:rPr>
+    </w:lvl>
+    <w:lvl w:ilvl="4">
+      <w:start w:val="1"/>
+      <w:numFmt w:val="bullet"/>
+      <w:lvlText w:val="◦"/>
+      <w:lvlJc w:val="left"/>
+      <w:pPr>
+        <w:tabs>
+          <w:tab w:val="num" w:pos="2160"/>
+        </w:tabs>
+        <w:ind w:left="2160" w:hanging="360"/>
+      </w:pPr>
+      <w:rPr>
+        <w:rFonts w:ascii="OpenSymbol" w:hAnsi="OpenSymbol" w:cs="OpenSymbol" w:hint="default"/>
+      </w:rPr>
+    </w:lvl>
+    <w:lvl w:ilvl="5">
+      <w:start w:val="1"/>
+      <w:numFmt w:val="bullet"/>
+      <w:lvlText w:val="▪"/>
+      <w:lvlJc w:val="left"/>
+      <w:pPr>
+        <w:tabs>
+          <w:tab w:val="num" w:pos="2520"/>
+        </w:tabs>
+        <w:ind w:left="2520" w:hanging="360"/>
+      </w:pPr>
+      <w:rPr>
+        <w:rFonts w:ascii="OpenSymbol" w:hAnsi="OpenSymbol" w:cs="OpenSymbol" w:hint="default"/>
+      </w:rPr>
+    </w:lvl>
+    <w:lvl w:ilvl="6">
+      <w:start w:val="1"/>
+      <w:numFmt w:val="bullet"/>
+      <w:lvlText w:val=""/>
+      <w:lvlJc w:val="left"/>
+      <w:pPr>
+        <w:tabs>
+          <w:tab w:val="num" w:pos="2880"/>
+        </w:tabs>
+        <w:ind w:left="2880" w:hanging="360"/>
+      </w:pPr>
+      <w:rPr>
+        <w:rFonts w:ascii="Symbol" w:hAnsi="Symbol" w:cs="Symbol" w:hint="default"/>
+      </w:rPr>
+    </w:lvl>
+    <w:lvl w:ilvl="7">
+      <w:start w:val="1"/>
+      <w:numFmt w:val="bullet"/>
+      <w:lvlText w:val="◦"/>
+      <w:lvlJc w:val="left"/>
+      <w:pPr>
+        <w:tabs>
+          <w:tab w:val="num" w:pos="3240"/>
+        </w:tabs>
+        <w:ind w:left="3240" w:hanging="360"/>
+      </w:pPr>
+      <w:rPr>
+        <w:rFonts w:ascii="OpenSymbol" w:hAnsi="OpenSymbol" w:cs="OpenSymbol" w:hint="default"/>
+      </w:rPr>
+    </w:lvl>
+    <w:lvl w:ilvl="8">
+      <w:start w:val="1"/>
+      <w:numFmt w:val="bullet"/>
+      <w:lvlText w:val="▪"/>
+      <w:lvlJc w:val="left"/>
+      <w:pPr>
+        <w:tabs>
+          <w:tab w:val="num" w:pos="3600"/>
+        </w:tabs>
+        <w:ind w:left="3600" w:hanging="360"/>
+      </w:pPr>
+      <w:rPr>
+        <w:rFonts w:ascii="OpenSymbol" w:hAnsi="OpenSymbol" w:cs="OpenSymbol" w:hint="default"/>
+      </w:rPr>
+    </w:lvl>
+  </w:abstractNum>
+  <w:abstractNum w:abstractNumId="1" w15:restartNumberingAfterBreak="0">
+    <w:nsid w:val="37F14DAE"/>
+    <w:multiLevelType w:val="multilevel"/>
+    <w:tmpl w:val="94D2D518"/>
+    <w:lvl w:ilvl="0">
+      <w:start w:val="1"/>
+      <w:numFmt w:val="bullet"/>
+      <w:lvlText w:val=""/>
+      <w:lvlJc w:val="left"/>
+      <w:pPr>
+        <w:tabs>
+          <w:tab w:val="num" w:pos="720"/>
+        </w:tabs>
+        <w:ind w:left="720" w:hanging="360"/>
+      </w:pPr>
+      <w:rPr>
+        <w:rFonts w:ascii="Symbol" w:hAnsi="Symbol" w:cs="Symbol" w:hint="default"/>
+      </w:rPr>
+    </w:lvl>
+    <w:lvl w:ilvl="1">
+      <w:start w:val="1"/>
+      <w:numFmt w:val="bullet"/>
+      <w:lvlText w:val="◦"/>
+      <w:lvlJc w:val="left"/>
+      <w:pPr>
+        <w:tabs>
+          <w:tab w:val="num" w:pos="1080"/>
+        </w:tabs>
+        <w:ind w:left="1080" w:hanging="360"/>
+      </w:pPr>
+      <w:rPr>
+        <w:rFonts w:ascii="OpenSymbol" w:hAnsi="OpenSymbol" w:cs="OpenSymbol" w:hint="default"/>
+      </w:rPr>
+    </w:lvl>
+    <w:lvl w:ilvl="2">
+      <w:start w:val="1"/>
+      <w:numFmt w:val="bullet"/>
+      <w:lvlText w:val="▪"/>
+      <w:lvlJc w:val="left"/>
+      <w:pPr>
+        <w:tabs>
+          <w:tab w:val="num" w:pos="1440"/>
+        </w:tabs>
+        <w:ind w:left="1440" w:hanging="360"/>
+      </w:pPr>
+      <w:rPr>
+        <w:rFonts w:ascii="OpenSymbol" w:hAnsi="OpenSymbol" w:cs="OpenSymbol" w:hint="default"/>
+      </w:rPr>
+    </w:lvl>
+    <w:lvl w:ilvl="3">
+      <w:start w:val="1"/>
+      <w:numFmt w:val="bullet"/>
+      <w:lvlText w:val=""/>
+      <w:lvlJc w:val="left"/>
+      <w:pPr>
+        <w:tabs>
+          <w:tab w:val="num" w:pos="1800"/>
+        </w:tabs>
+        <w:ind w:left="1800" w:hanging="360"/>
+      </w:pPr>
+      <w:rPr>
+        <w:rFonts w:ascii="Symbol" w:hAnsi="Symbol" w:cs="Symbol" w:hint="default"/>
+      </w:rPr>
+    </w:lvl>
+    <w:lvl w:ilvl="4">
+      <w:start w:val="1"/>
+      <w:numFmt w:val="bullet"/>
+      <w:lvlText w:val="◦"/>
+      <w:lvlJc w:val="left"/>
+      <w:pPr>
+        <w:tabs>
+          <w:tab w:val="num" w:pos="2160"/>
+        </w:tabs>
+        <w:ind w:left="2160" w:hanging="360"/>
+      </w:pPr>
+      <w:rPr>
+        <w:rFonts w:ascii="OpenSymbol" w:hAnsi="OpenSymbol" w:cs="OpenSymbol" w:hint="default"/>
+      </w:rPr>
+    </w:lvl>
+    <w:lvl w:ilvl="5">
+      <w:start w:val="1"/>
+      <w:numFmt w:val="bullet"/>
+      <w:lvlText w:val="▪"/>
+      <w:lvlJc w:val="left"/>
+      <w:pPr>
+        <w:tabs>
+          <w:tab w:val="num" w:pos="2520"/>
+        </w:tabs>
+        <w:ind w:left="2520" w:hanging="360"/>
+      </w:pPr>
+      <w:rPr>
+        <w:rFonts w:ascii="OpenSymbol" w:hAnsi="OpenSymbol" w:cs="OpenSymbol" w:hint="default"/>
+      </w:rPr>
+    </w:lvl>
+    <w:lvl w:ilvl="6">
+      <w:start w:val="1"/>
+      <w:numFmt w:val="bullet"/>
+      <w:lvlText w:val=""/>
+      <w:lvlJc w:val="left"/>
+      <w:pPr>
+        <w:tabs>
+          <w:tab w:val="num" w:pos="2880"/>
+        </w:tabs>
+        <w:ind w:left="2880" w:hanging="360"/>
+      </w:pPr>
+      <w:rPr>
+        <w:rFonts w:ascii="Symbol" w:hAnsi="Symbol" w:cs="Symbol" w:hint="default"/>
+      </w:rPr>
+    </w:lvl>
+    <w:lvl w:ilvl="7">
+      <w:start w:val="1"/>
+      <w:numFmt w:val="bullet"/>
+      <w:lvlText w:val="◦"/>
+      <w:lvlJc w:val="left"/>
+      <w:pPr>
+        <w:tabs>
+          <w:tab w:val="num" w:pos="3240"/>
+        </w:tabs>
+        <w:ind w:left="3240" w:hanging="360"/>
+      </w:pPr>
+      <w:rPr>
+        <w:rFonts w:ascii="OpenSymbol" w:hAnsi="OpenSymbol" w:cs="OpenSymbol" w:hint="default"/>
+      </w:rPr>
+    </w:lvl>
+    <w:lvl w:ilvl="8">
+      <w:start w:val="1"/>
+      <w:numFmt w:val="bullet"/>
+      <w:lvlText w:val="▪"/>
+      <w:lvlJc w:val="left"/>
+      <w:pPr>
+        <w:tabs>
+          <w:tab w:val="num" w:pos="3600"/>
+        </w:tabs>
+        <w:ind w:left="3600" w:hanging="360"/>
+      </w:pPr>
+      <w:rPr>
+        <w:rFonts w:ascii="OpenSymbol" w:hAnsi="OpenSymbol" w:cs="OpenSymbol" w:hint="default"/>
+      </w:rPr>
+    </w:lvl>
+  </w:abstractNum>
+  <w:abstractNum w:abstractNumId="2" w15:restartNumberingAfterBreak="0">
+    <w:nsid w:val="59F7233A"/>
+    <w:multiLevelType w:val="multilevel"/>
+    <w:tmpl w:val="5A60AD40"/>
     <w:lvl w:ilvl="0">
       <w:start w:val="1"/>
       <w:numFmt w:val="none"/>
@@ -303,294 +516,14 @@
       </w:pPr>
     </w:lvl>
   </w:abstractNum>
-  <w:abstractNum w:abstractNumId="1" w15:restartNumberingAfterBreak="0">
-    <w:nsid w:val="63377181"/>
-    <w:multiLevelType w:val="multilevel"/>
-    <w:tmpl w:val="9208B1D8"/>
-    <w:lvl w:ilvl="0">
-      <w:start w:val="1"/>
-      <w:numFmt w:val="bullet"/>
-      <w:lvlText w:val=""/>
-      <w:lvlJc w:val="left"/>
-      <w:pPr>
-        <w:tabs>
-          <w:tab w:val="num" w:pos="720"/>
-        </w:tabs>
-        <w:ind w:left="720" w:hanging="360"/>
-      </w:pPr>
-      <w:rPr>
-        <w:rFonts w:ascii="Symbol" w:hAnsi="Symbol" w:cs="Symbol" w:hint="default"/>
-      </w:rPr>
-    </w:lvl>
-    <w:lvl w:ilvl="1">
-      <w:start w:val="1"/>
-      <w:numFmt w:val="bullet"/>
-      <w:lvlText w:val="◦"/>
-      <w:lvlJc w:val="left"/>
-      <w:pPr>
-        <w:tabs>
-          <w:tab w:val="num" w:pos="1080"/>
-        </w:tabs>
-        <w:ind w:left="1080" w:hanging="360"/>
-      </w:pPr>
-      <w:rPr>
-        <w:rFonts w:ascii="OpenSymbol" w:hAnsi="OpenSymbol" w:cs="OpenSymbol" w:hint="default"/>
-      </w:rPr>
-    </w:lvl>
-    <w:lvl w:ilvl="2">
-      <w:start w:val="1"/>
-      <w:numFmt w:val="bullet"/>
-      <w:lvlText w:val="▪"/>
-      <w:lvlJc w:val="left"/>
-      <w:pPr>
-        <w:tabs>
-          <w:tab w:val="num" w:pos="1440"/>
-        </w:tabs>
-        <w:ind w:left="1440" w:hanging="360"/>
-      </w:pPr>
-      <w:rPr>
-        <w:rFonts w:ascii="OpenSymbol" w:hAnsi="OpenSymbol" w:cs="OpenSymbol" w:hint="default"/>
-      </w:rPr>
-    </w:lvl>
-    <w:lvl w:ilvl="3">
-      <w:start w:val="1"/>
-      <w:numFmt w:val="bullet"/>
-      <w:lvlText w:val=""/>
-      <w:lvlJc w:val="left"/>
-      <w:pPr>
-        <w:tabs>
-          <w:tab w:val="num" w:pos="1800"/>
-        </w:tabs>
-        <w:ind w:left="1800" w:hanging="360"/>
-      </w:pPr>
-      <w:rPr>
-        <w:rFonts w:ascii="Symbol" w:hAnsi="Symbol" w:cs="Symbol" w:hint="default"/>
-      </w:rPr>
-    </w:lvl>
-    <w:lvl w:ilvl="4">
-      <w:start w:val="1"/>
-      <w:numFmt w:val="bullet"/>
-      <w:lvlText w:val="◦"/>
-      <w:lvlJc w:val="left"/>
-      <w:pPr>
-        <w:tabs>
-          <w:tab w:val="num" w:pos="2160"/>
-        </w:tabs>
-        <w:ind w:left="2160" w:hanging="360"/>
-      </w:pPr>
-      <w:rPr>
-        <w:rFonts w:ascii="OpenSymbol" w:hAnsi="OpenSymbol" w:cs="OpenSymbol" w:hint="default"/>
-      </w:rPr>
-    </w:lvl>
-    <w:lvl w:ilvl="5">
-      <w:start w:val="1"/>
-      <w:numFmt w:val="bullet"/>
-      <w:lvlText w:val="▪"/>
-      <w:lvlJc w:val="left"/>
-      <w:pPr>
-        <w:tabs>
-          <w:tab w:val="num" w:pos="2520"/>
-        </w:tabs>
-        <w:ind w:left="2520" w:hanging="360"/>
-      </w:pPr>
-      <w:rPr>
-        <w:rFonts w:ascii="OpenSymbol" w:hAnsi="OpenSymbol" w:cs="OpenSymbol" w:hint="default"/>
-      </w:rPr>
-    </w:lvl>
-    <w:lvl w:ilvl="6">
-      <w:start w:val="1"/>
-      <w:numFmt w:val="bullet"/>
-      <w:lvlText w:val=""/>
-      <w:lvlJc w:val="left"/>
-      <w:pPr>
-        <w:tabs>
-          <w:tab w:val="num" w:pos="2880"/>
-        </w:tabs>
-        <w:ind w:left="2880" w:hanging="360"/>
-      </w:pPr>
-      <w:rPr>
-        <w:rFonts w:ascii="Symbol" w:hAnsi="Symbol" w:cs="Symbol" w:hint="default"/>
-      </w:rPr>
-    </w:lvl>
-    <w:lvl w:ilvl="7">
-      <w:start w:val="1"/>
-      <w:numFmt w:val="bullet"/>
-      <w:lvlText w:val="◦"/>
-      <w:lvlJc w:val="left"/>
-      <w:pPr>
-        <w:tabs>
-          <w:tab w:val="num" w:pos="3240"/>
-        </w:tabs>
-        <w:ind w:left="3240" w:hanging="360"/>
-      </w:pPr>
-      <w:rPr>
-        <w:rFonts w:ascii="OpenSymbol" w:hAnsi="OpenSymbol" w:cs="OpenSymbol" w:hint="default"/>
-      </w:rPr>
-    </w:lvl>
-    <w:lvl w:ilvl="8">
-      <w:start w:val="1"/>
-      <w:numFmt w:val="bullet"/>
-      <w:lvlText w:val="▪"/>
-      <w:lvlJc w:val="left"/>
-      <w:pPr>
-        <w:tabs>
-          <w:tab w:val="num" w:pos="3600"/>
-        </w:tabs>
-        <w:ind w:left="3600" w:hanging="360"/>
-      </w:pPr>
-      <w:rPr>
-        <w:rFonts w:ascii="OpenSymbol" w:hAnsi="OpenSymbol" w:cs="OpenSymbol" w:hint="default"/>
-      </w:rPr>
-    </w:lvl>
-  </w:abstractNum>
-  <w:abstractNum w:abstractNumId="2" w15:restartNumberingAfterBreak="0">
-    <w:nsid w:val="698304F3"/>
-    <w:multiLevelType w:val="multilevel"/>
-    <w:tmpl w:val="36409720"/>
-    <w:lvl w:ilvl="0">
-      <w:start w:val="1"/>
-      <w:numFmt w:val="bullet"/>
-      <w:lvlText w:val=""/>
-      <w:lvlJc w:val="left"/>
-      <w:pPr>
-        <w:tabs>
-          <w:tab w:val="num" w:pos="720"/>
-        </w:tabs>
-        <w:ind w:left="720" w:hanging="360"/>
-      </w:pPr>
-      <w:rPr>
-        <w:rFonts w:ascii="Symbol" w:hAnsi="Symbol" w:cs="Symbol" w:hint="default"/>
-      </w:rPr>
-    </w:lvl>
-    <w:lvl w:ilvl="1">
-      <w:start w:val="1"/>
-      <w:numFmt w:val="bullet"/>
-      <w:lvlText w:val="◦"/>
-      <w:lvlJc w:val="left"/>
-      <w:pPr>
-        <w:tabs>
-          <w:tab w:val="num" w:pos="1080"/>
-        </w:tabs>
-        <w:ind w:left="1080" w:hanging="360"/>
-      </w:pPr>
-      <w:rPr>
-        <w:rFonts w:ascii="OpenSymbol" w:hAnsi="OpenSymbol" w:cs="OpenSymbol" w:hint="default"/>
-      </w:rPr>
-    </w:lvl>
-    <w:lvl w:ilvl="2">
-      <w:start w:val="1"/>
-      <w:numFmt w:val="bullet"/>
-      <w:lvlText w:val="▪"/>
-      <w:lvlJc w:val="left"/>
-      <w:pPr>
-        <w:tabs>
-          <w:tab w:val="num" w:pos="1440"/>
-        </w:tabs>
-        <w:ind w:left="1440" w:hanging="360"/>
-      </w:pPr>
-      <w:rPr>
-        <w:rFonts w:ascii="OpenSymbol" w:hAnsi="OpenSymbol" w:cs="OpenSymbol" w:hint="default"/>
-      </w:rPr>
-    </w:lvl>
-    <w:lvl w:ilvl="3">
-      <w:start w:val="1"/>
-      <w:numFmt w:val="bullet"/>
-      <w:lvlText w:val=""/>
-      <w:lvlJc w:val="left"/>
-      <w:pPr>
-        <w:tabs>
-          <w:tab w:val="num" w:pos="1800"/>
-        </w:tabs>
-        <w:ind w:left="1800" w:hanging="360"/>
-      </w:pPr>
-      <w:rPr>
-        <w:rFonts w:ascii="Symbol" w:hAnsi="Symbol" w:cs="Symbol" w:hint="default"/>
-      </w:rPr>
-    </w:lvl>
-    <w:lvl w:ilvl="4">
-      <w:start w:val="1"/>
-      <w:numFmt w:val="bullet"/>
-      <w:lvlText w:val="◦"/>
-      <w:lvlJc w:val="left"/>
-      <w:pPr>
-        <w:tabs>
-          <w:tab w:val="num" w:pos="2160"/>
-        </w:tabs>
-        <w:ind w:left="2160" w:hanging="360"/>
-      </w:pPr>
-      <w:rPr>
-        <w:rFonts w:ascii="OpenSymbol" w:hAnsi="OpenSymbol" w:cs="OpenSymbol" w:hint="default"/>
-      </w:rPr>
-    </w:lvl>
-    <w:lvl w:ilvl="5">
-      <w:start w:val="1"/>
-      <w:numFmt w:val="bullet"/>
-      <w:lvlText w:val="▪"/>
-      <w:lvlJc w:val="left"/>
-      <w:pPr>
-        <w:tabs>
-          <w:tab w:val="num" w:pos="2520"/>
-        </w:tabs>
-        <w:ind w:left="2520" w:hanging="360"/>
-      </w:pPr>
-      <w:rPr>
-        <w:rFonts w:ascii="OpenSymbol" w:hAnsi="OpenSymbol" w:cs="OpenSymbol" w:hint="default"/>
-      </w:rPr>
-    </w:lvl>
-    <w:lvl w:ilvl="6">
-      <w:start w:val="1"/>
-      <w:numFmt w:val="bullet"/>
-      <w:lvlText w:val=""/>
-      <w:lvlJc w:val="left"/>
-      <w:pPr>
-        <w:tabs>
-          <w:tab w:val="num" w:pos="2880"/>
-        </w:tabs>
-        <w:ind w:left="2880" w:hanging="360"/>
-      </w:pPr>
-      <w:rPr>
-        <w:rFonts w:ascii="Symbol" w:hAnsi="Symbol" w:cs="Symbol" w:hint="default"/>
-      </w:rPr>
-    </w:lvl>
-    <w:lvl w:ilvl="7">
-      <w:start w:val="1"/>
-      <w:numFmt w:val="bullet"/>
-      <w:lvlText w:val="◦"/>
-      <w:lvlJc w:val="left"/>
-      <w:pPr>
-        <w:tabs>
-          <w:tab w:val="num" w:pos="3240"/>
-        </w:tabs>
-        <w:ind w:left="3240" w:hanging="360"/>
-      </w:pPr>
-      <w:rPr>
-        <w:rFonts w:ascii="OpenSymbol" w:hAnsi="OpenSymbol" w:cs="OpenSymbol" w:hint="default"/>
-      </w:rPr>
-    </w:lvl>
-    <w:lvl w:ilvl="8">
-      <w:start w:val="1"/>
-      <w:numFmt w:val="bullet"/>
-      <w:lvlText w:val="▪"/>
-      <w:lvlJc w:val="left"/>
-      <w:pPr>
-        <w:tabs>
-          <w:tab w:val="num" w:pos="3600"/>
-        </w:tabs>
-        <w:ind w:left="3600" w:hanging="360"/>
-      </w:pPr>
-      <w:rPr>
-        <w:rFonts w:ascii="OpenSymbol" w:hAnsi="OpenSymbol" w:cs="OpenSymbol" w:hint="default"/>
-      </w:rPr>
-    </w:lvl>
-  </w:abstractNum>
-  <w:num w:numId="1" w16cid:durableId="580140462">
+  <w:num w:numId="1" w16cid:durableId="1558852737">
     <w:abstractNumId w:val="1"/>
   </w:num>
-  <w:num w:numId="2" w16cid:durableId="281310096">
+  <w:num w:numId="2" w16cid:durableId="1419794562">
+    <w:abstractNumId w:val="0"/>
+  </w:num>
+  <w:num w:numId="3" w16cid:durableId="452331095">
     <w:abstractNumId w:val="2"/>
-  </w:num>
-  <w:num w:numId="3" w16cid:durableId="249851767">
-    <w:abstractNumId w:val="0"/>
   </w:num>
 </w:numbering>
 </file>
